--- a/docs/report/main.docx
+++ b/docs/report/main.docx
@@ -518,7 +518,7 @@
     <w:qFormat/>
     <w:rsid w:val="00A10FD9"/>
     <w:pPr>
-      <w:spacing w:before="180" w:after="60"/>
+      <w:spacing w:before="160" w:after="20"/>
       <w:contextualSpacing/>
       <w:jc w:val="center"/>
     </w:pPr>
@@ -660,7 +660,7 @@
     <w:pPr>
       <w:keepNext/>
       <w:keepLines/>
-      <w:spacing w:before="180" w:after="60"/>
+      <w:spacing w:before="160" w:after="20"/>
       <w:outlineLvl w:val="0"/>
     </w:pPr>
     <w:rPr>
@@ -685,7 +685,7 @@
     <w:pPr>
       <w:keepNext/>
       <w:keepLines/>
-      <w:spacing w:before="180" w:after="60"/>
+      <w:spacing w:before="160" w:after="20"/>
       <w:outlineLvl w:val="1"/>
     </w:pPr>
     <w:rPr>
@@ -710,7 +710,7 @@
     <w:pPr>
       <w:keepNext/>
       <w:keepLines/>
-      <w:spacing w:before="180" w:after="60"/>
+      <w:spacing w:before="160" w:after="20"/>
       <w:outlineLvl w:val="2"/>
     </w:pPr>
     <w:rPr>
@@ -735,7 +735,7 @@
     <w:pPr>
       <w:keepNext/>
       <w:keepLines/>
-      <w:spacing w:before="180" w:after="60"/>
+      <w:spacing w:before="100" w:after="20"/>
       <w:outlineLvl w:val="3"/>
     </w:pPr>
     <w:rPr>
@@ -1019,6 +1019,14 @@
     <w:qFormat/>
     <w:tblPr>
       <w:tblInd w:w="0" w:type="dxa"/>
+      <w:tblBorders>
+        <w:top w:val="single" w:sz="4" w:space="0" w:color="000000"/>
+        <w:left w:val="single" w:sz="4" w:space="0" w:color="000000"/>
+        <w:bottom w:val="single" w:sz="4" w:space="0" w:color="000000"/>
+        <w:right w:val="single" w:sz="4" w:space="0" w:color="000000"/>
+        <w:insideH w:val="single" w:sz="4" w:space="0" w:color="000000"/>
+        <w:insideV w:val="single" w:sz="4" w:space="0" w:color="000000"/>
+      </w:tblBorders>
       <w:tblCellMar>
         <w:top w:w="0" w:type="dxa"/>
         <w:left w:w="108" w:type="dxa"/>
@@ -1146,6 +1154,13 @@
     <w:basedOn w:val="DefaultParagraphFont"/>
     <w:rPr>
       <w:color w:val="E06666"/>
+    </w:rPr>
+  </w:style>
+  <w:style w:type="character" w:customStyle="1" w:styleId="TeamReview">
+    <w:name w:val="Team Review"/>
+    <w:basedOn w:val="DefaultParagraphFont"/>
+    <w:rPr>
+      <w:highlight w:val="yellow"/>
     </w:rPr>
   </w:style>
   <w:style w:type="paragraph" w:customStyle="1" w:styleId="SourceCode">
